--- a/بخش تغییرات و اضافات برنامه.docx
+++ b/بخش تغییرات و اضافات برنامه.docx
@@ -4,40 +4,396 @@
   <w:body>
     <w:p>
       <w:pPr>
-        <w:pStyle w:val="ListParagraph"/>
-        <w:numPr>
-          <w:ilvl w:val="0"/>
-          <w:numId w:val="1"/>
-        </w:numPr>
+        <w:rPr>
+          <w:rtl/>
+        </w:rPr>
       </w:pPr>
       <w:r>
         <w:rPr>
           <w:rFonts w:hint="cs"/>
           <w:rtl/>
         </w:rPr>
-        <w:t>قسمت گروهبندی کالاها</w:t>
+        <w:t xml:space="preserve">در جلسه </w:t>
       </w:r>
     </w:p>
+    <w:tbl>
+      <w:tblPr>
+        <w:tblStyle w:val="TableGrid"/>
+        <w:bidiVisual/>
+        <w:tblW w:w="11021" w:type="dxa"/>
+        <w:tblLook w:val="04A0" w:firstRow="1" w:lastRow="0" w:firstColumn="1" w:lastColumn="0" w:noHBand="0" w:noVBand="1"/>
+      </w:tblPr>
+      <w:tblGrid>
+        <w:gridCol w:w="673"/>
+        <w:gridCol w:w="8398"/>
+        <w:gridCol w:w="1950"/>
+      </w:tblGrid>
+      <w:tr>
+        <w:tc>
+          <w:tcPr>
+            <w:tcW w:w="518" w:type="dxa"/>
+            <w:shd w:val="clear" w:color="auto" w:fill="D0CECE" w:themeFill="background2" w:themeFillShade="E6"/>
+          </w:tcPr>
+          <w:p>
+            <w:pPr>
+              <w:jc w:val="center"/>
+              <w:rPr>
+                <w:rtl/>
+              </w:rPr>
+            </w:pPr>
+            <w:r>
+              <w:rPr>
+                <w:rFonts w:hint="cs"/>
+                <w:rtl/>
+              </w:rPr>
+              <w:t>ردیف</w:t>
+            </w:r>
+          </w:p>
+        </w:tc>
+        <w:tc>
+          <w:tcPr>
+            <w:tcW w:w="8530" w:type="dxa"/>
+            <w:shd w:val="clear" w:color="auto" w:fill="D0CECE" w:themeFill="background2" w:themeFillShade="E6"/>
+          </w:tcPr>
+          <w:p>
+            <w:pPr>
+              <w:jc w:val="center"/>
+              <w:rPr>
+                <w:rtl/>
+              </w:rPr>
+            </w:pPr>
+            <w:r>
+              <w:rPr>
+                <w:rFonts w:hint="cs"/>
+                <w:rtl/>
+              </w:rPr>
+              <w:t>شرح تغییرات(کارهای مازاد)</w:t>
+            </w:r>
+          </w:p>
+        </w:tc>
+        <w:tc>
+          <w:tcPr>
+            <w:tcW w:w="1973" w:type="dxa"/>
+            <w:shd w:val="clear" w:color="auto" w:fill="D0CECE" w:themeFill="background2" w:themeFillShade="E6"/>
+          </w:tcPr>
+          <w:p>
+            <w:pPr>
+              <w:jc w:val="center"/>
+              <w:rPr>
+                <w:rtl/>
+              </w:rPr>
+            </w:pPr>
+            <w:r>
+              <w:rPr>
+                <w:rFonts w:hint="cs"/>
+                <w:rtl/>
+              </w:rPr>
+              <w:t>مدت زمان</w:t>
+            </w:r>
+          </w:p>
+        </w:tc>
+      </w:tr>
+      <w:tr>
+        <w:tc>
+          <w:tcPr>
+            <w:tcW w:w="518" w:type="dxa"/>
+          </w:tcPr>
+          <w:p>
+            <w:pPr>
+              <w:jc w:val="center"/>
+              <w:rPr>
+                <w:rtl/>
+              </w:rPr>
+            </w:pPr>
+            <w:r>
+              <w:rPr>
+                <w:rFonts w:hint="cs"/>
+                <w:rtl/>
+              </w:rPr>
+              <w:t>1</w:t>
+            </w:r>
+          </w:p>
+        </w:tc>
+        <w:tc>
+          <w:tcPr>
+            <w:tcW w:w="8530" w:type="dxa"/>
+          </w:tcPr>
+          <w:p>
+            <w:pPr>
+              <w:rPr>
+                <w:rtl/>
+              </w:rPr>
+            </w:pPr>
+            <w:r>
+              <w:rPr>
+                <w:rFonts w:hint="cs"/>
+                <w:rtl/>
+              </w:rPr>
+              <w:t>در بخش تنظیمات تعریف شرکت های مختلف.</w:t>
+            </w:r>
+          </w:p>
+        </w:tc>
+        <w:tc>
+          <w:tcPr>
+            <w:tcW w:w="1973" w:type="dxa"/>
+          </w:tcPr>
+          <w:p>
+            <w:pPr>
+              <w:rPr>
+                <w:rtl/>
+              </w:rPr>
+            </w:pPr>
+            <w:r>
+              <w:rPr>
+                <w:rFonts w:hint="cs"/>
+                <w:rtl/>
+              </w:rPr>
+              <w:t>8 ساعت</w:t>
+            </w:r>
+          </w:p>
+        </w:tc>
+      </w:tr>
+      <w:tr>
+        <w:tc>
+          <w:tcPr>
+            <w:tcW w:w="518" w:type="dxa"/>
+          </w:tcPr>
+          <w:p>
+            <w:pPr>
+              <w:jc w:val="center"/>
+              <w:rPr>
+                <w:rFonts w:hint="cs"/>
+                <w:rtl/>
+              </w:rPr>
+            </w:pPr>
+            <w:r>
+              <w:rPr>
+                <w:rFonts w:hint="cs"/>
+                <w:rtl/>
+              </w:rPr>
+              <w:t>2</w:t>
+            </w:r>
+          </w:p>
+        </w:tc>
+        <w:tc>
+          <w:tcPr>
+            <w:tcW w:w="8530" w:type="dxa"/>
+          </w:tcPr>
+          <w:p>
+            <w:pPr>
+              <w:rPr>
+                <w:rFonts w:hint="cs"/>
+                <w:rtl/>
+              </w:rPr>
+            </w:pPr>
+            <w:r>
+              <w:rPr>
+                <w:rFonts w:hint="cs"/>
+                <w:rtl/>
+              </w:rPr>
+              <w:t>کنترل صحت سنجی کد ملی های فرضی در جدول اشخاص و مسخص نمودن آنها</w:t>
+            </w:r>
+          </w:p>
+        </w:tc>
+        <w:tc>
+          <w:tcPr>
+            <w:tcW w:w="1973" w:type="dxa"/>
+          </w:tcPr>
+          <w:p>
+            <w:pPr>
+              <w:rPr>
+                <w:rFonts w:hint="cs"/>
+                <w:rtl/>
+              </w:rPr>
+            </w:pPr>
+            <w:r>
+              <w:rPr>
+                <w:rFonts w:hint="cs"/>
+                <w:rtl/>
+              </w:rPr>
+              <w:t>2 ساعت</w:t>
+            </w:r>
+          </w:p>
+        </w:tc>
+      </w:tr>
+      <w:tr>
+        <w:tc>
+          <w:tcPr>
+            <w:tcW w:w="518" w:type="dxa"/>
+          </w:tcPr>
+          <w:p>
+            <w:pPr>
+              <w:jc w:val="center"/>
+              <w:rPr>
+                <w:rFonts w:hint="cs"/>
+                <w:rtl/>
+              </w:rPr>
+            </w:pPr>
+            <w:r>
+              <w:rPr>
+                <w:rFonts w:hint="cs"/>
+                <w:rtl/>
+              </w:rPr>
+              <w:t>3</w:t>
+            </w:r>
+          </w:p>
+        </w:tc>
+        <w:tc>
+          <w:tcPr>
+            <w:tcW w:w="8530" w:type="dxa"/>
+          </w:tcPr>
+          <w:p>
+            <w:pPr>
+              <w:rPr>
+                <w:rFonts w:hint="cs"/>
+                <w:rtl/>
+              </w:rPr>
+            </w:pPr>
+            <w:r>
+              <w:rPr>
+                <w:rFonts w:hint="cs"/>
+                <w:rtl/>
+              </w:rPr>
+              <w:t>تعریف شرح های اسناد حسابداری در بارنامه ها</w:t>
+            </w:r>
+          </w:p>
+        </w:tc>
+        <w:tc>
+          <w:tcPr>
+            <w:tcW w:w="1973" w:type="dxa"/>
+          </w:tcPr>
+          <w:p/>
+        </w:tc>
+      </w:tr>
+      <w:tr>
+        <w:tc>
+          <w:tcPr>
+            <w:tcW w:w="518" w:type="dxa"/>
+          </w:tcPr>
+          <w:p>
+            <w:pPr>
+              <w:jc w:val="center"/>
+              <w:rPr>
+                <w:rFonts w:hint="cs"/>
+                <w:rtl/>
+              </w:rPr>
+            </w:pPr>
+            <w:r>
+              <w:rPr>
+                <w:rFonts w:hint="cs"/>
+                <w:rtl/>
+              </w:rPr>
+              <w:t>4</w:t>
+            </w:r>
+          </w:p>
+        </w:tc>
+        <w:tc>
+          <w:tcPr>
+            <w:tcW w:w="8530" w:type="dxa"/>
+          </w:tcPr>
+          <w:p>
+            <w:pPr>
+              <w:rPr>
+                <w:rFonts w:hint="cs"/>
+                <w:rtl/>
+              </w:rPr>
+            </w:pPr>
+            <w:r>
+              <w:rPr>
+                <w:rFonts w:hint="cs"/>
+                <w:rtl/>
+              </w:rPr>
+              <w:t>افزودن انبارهای شناور در شهرها به همراه کدپستی ها</w:t>
+            </w:r>
+          </w:p>
+        </w:tc>
+        <w:tc>
+          <w:tcPr>
+            <w:tcW w:w="1973" w:type="dxa"/>
+          </w:tcPr>
+          <w:p>
+            <w:pPr>
+              <w:rPr>
+                <w:rFonts w:hint="cs"/>
+                <w:rtl/>
+              </w:rPr>
+            </w:pPr>
+            <w:r>
+              <w:rPr>
+                <w:rFonts w:hint="cs"/>
+                <w:rtl/>
+              </w:rPr>
+              <w:t>10</w:t>
+            </w:r>
+          </w:p>
+        </w:tc>
+      </w:tr>
+      <w:tr>
+        <w:tc>
+          <w:tcPr>
+            <w:tcW w:w="518" w:type="dxa"/>
+          </w:tcPr>
+          <w:p>
+            <w:pPr>
+              <w:jc w:val="center"/>
+              <w:rPr>
+                <w:rFonts w:hint="cs"/>
+                <w:rtl/>
+              </w:rPr>
+            </w:pPr>
+            <w:r>
+              <w:rPr>
+                <w:rFonts w:hint="cs"/>
+                <w:rtl/>
+              </w:rPr>
+              <w:t>5</w:t>
+            </w:r>
+          </w:p>
+        </w:tc>
+        <w:tc>
+          <w:tcPr>
+            <w:tcW w:w="8530" w:type="dxa"/>
+          </w:tcPr>
+          <w:p>
+            <w:pPr>
+              <w:rPr>
+                <w:rFonts w:hint="cs"/>
+                <w:rtl/>
+              </w:rPr>
+            </w:pPr>
+          </w:p>
+        </w:tc>
+        <w:tc>
+          <w:tcPr>
+            <w:tcW w:w="1973" w:type="dxa"/>
+          </w:tcPr>
+          <w:p>
+            <w:pPr>
+              <w:rPr>
+                <w:rFonts w:hint="cs"/>
+                <w:rtl/>
+              </w:rPr>
+            </w:pPr>
+          </w:p>
+        </w:tc>
+      </w:tr>
+    </w:tbl>
     <w:p>
       <w:pPr>
         <w:pStyle w:val="ListParagraph"/>
-        <w:numPr>
-          <w:ilvl w:val="0"/>
-          <w:numId w:val="1"/>
-        </w:numPr>
-      </w:pPr>
-      <w:r>
         <w:rPr>
-          <w:rFonts w:hint="cs"/>
           <w:rtl/>
         </w:rPr>
-        <w:t>تغییرات متعدد در فرم بارنامه</w:t>
-      </w:r>
+      </w:pPr>
     </w:p>
-    <w:p/>
+    <w:p>
+      <w:pPr>
+        <w:pStyle w:val="ListParagraph"/>
+      </w:pPr>
+    </w:p>
     <w:sectPr>
       <w:pgSz w:w="11906" w:h="16838"/>
-      <w:pgMar w:top="1440" w:right="1440" w:bottom="1440" w:left="1440" w:header="708" w:footer="708" w:gutter="0"/>
+      <w:pgMar w:top="1440" w:right="424" w:bottom="1440" w:left="426" w:header="708" w:footer="708" w:gutter="0"/>
       <w:cols w:space="708"/>
       <w:bidi/>
       <w:rtlGutter/>
@@ -50,6 +406,92 @@
 <file path=word/numbering.xml><?xml version="1.0" encoding="utf-8"?>
 <w:numbering xmlns:wpc="http://schemas.microsoft.com/office/word/2010/wordprocessingCanvas" xmlns:cx="http://schemas.microsoft.com/office/drawing/2014/chartex" xmlns:cx1="http://schemas.microsoft.com/office/drawing/2015/9/8/chartex" xmlns:cx2="http://schemas.microsoft.com/office/drawing/2015/10/21/chartex" xmlns:cx3="http://schemas.microsoft.com/office/drawing/2016/5/9/chartex" xmlns:cx4="http://schemas.microsoft.com/office/drawing/2016/5/10/chartex" xmlns:cx5="http://schemas.microsoft.com/office/drawing/2016/5/11/chartex" xmlns:cx6="http://schemas.microsoft.com/office/drawing/2016/5/12/chartex" xmlns:cx7="http://schemas.microsoft.com/office/drawing/2016/5/13/chartex" xmlns:cx8="http://schemas.microsoft.com/office/drawing/2016/5/14/chartex" xmlns:mc="http://schemas.openxmlformats.org/markup-compatibility/2006" xmlns:aink="http://schemas.microsoft.com/office/drawing/2016/ink" xmlns:am3d="http://schemas.microsoft.com/office/drawing/2017/model3d" xmlns:o="urn:schemas-microsoft-com:office:office" xmlns:oel="http://schemas.microsoft.com/office/2019/extlst" xmlns:r="http://schemas.openxmlformats.org/officeDocument/2006/relationships" xmlns:m="http://schemas.openxmlformats.org/officeDocument/2006/math" xmlns:v="urn:schemas-microsoft-com:vml" xmlns:wp14="http://schemas.microsoft.com/office/word/2010/wordprocessingDrawing" xmlns:wp="http://schemas.openxmlformats.org/drawingml/2006/wordprocessingDrawing" xmlns:w10="urn:schemas-microsoft-com:office:word" xmlns:w="http://schemas.openxmlformats.org/wordprocessingml/2006/main" xmlns:w14="http://schemas.microsoft.com/office/word/2010/wordml" xmlns:w15="http://schemas.microsoft.com/office/word/2012/wordml" xmlns:w16cex="http://schemas.microsoft.com/office/word/2018/wordml/cex" xmlns:w16cid="http://schemas.microsoft.com/office/word/2016/wordml/cid" xmlns:w16="http://schemas.microsoft.com/office/word/2018/wordml" xmlns:w16du="http://schemas.microsoft.com/office/word/2023/wordml/word16du" xmlns:w16sdtdh="http://schemas.microsoft.com/office/word/2020/wordml/sdtdatahash" xmlns:w16sdtfl="http://schemas.microsoft.com/office/word/2024/wordml/sdtformatlock" xmlns:w16se="http://schemas.microsoft.com/office/word/2015/wordml/symex" xmlns:wpg="http://schemas.microsoft.com/office/word/2010/wordprocessingGroup" xmlns:wpi="http://schemas.microsoft.com/office/word/2010/wordprocessingInk" xmlns:wne="http://schemas.microsoft.com/office/word/2006/wordml" xmlns:wps="http://schemas.microsoft.com/office/word/2010/wordprocessingShape" mc:Ignorable="w14 w15 w16se w16cid w16 w16cex w16sdtdh w16sdtfl w16du wp14">
   <w:abstractNum w:abstractNumId="0" w15:restartNumberingAfterBreak="0">
+    <w:nsid w:val="126B43CF"/>
+    <w:multiLevelType w:val="hybridMultilevel"/>
+    <w:tmpl w:val="37E818A8"/>
+    <w:lvl w:ilvl="0" w:tplc="0409000F">
+      <w:start w:val="1"/>
+      <w:numFmt w:val="decimal"/>
+      <w:lvlText w:val="%1."/>
+      <w:lvlJc w:val="left"/>
+      <w:pPr>
+        <w:ind w:left="720" w:hanging="360"/>
+      </w:pPr>
+    </w:lvl>
+    <w:lvl w:ilvl="1" w:tplc="04090019" w:tentative="1">
+      <w:start w:val="1"/>
+      <w:numFmt w:val="lowerLetter"/>
+      <w:lvlText w:val="%2."/>
+      <w:lvlJc w:val="left"/>
+      <w:pPr>
+        <w:ind w:left="1440" w:hanging="360"/>
+      </w:pPr>
+    </w:lvl>
+    <w:lvl w:ilvl="2" w:tplc="0409001B" w:tentative="1">
+      <w:start w:val="1"/>
+      <w:numFmt w:val="lowerRoman"/>
+      <w:lvlText w:val="%3."/>
+      <w:lvlJc w:val="right"/>
+      <w:pPr>
+        <w:ind w:left="2160" w:hanging="180"/>
+      </w:pPr>
+    </w:lvl>
+    <w:lvl w:ilvl="3" w:tplc="0409000F" w:tentative="1">
+      <w:start w:val="1"/>
+      <w:numFmt w:val="decimal"/>
+      <w:lvlText w:val="%4."/>
+      <w:lvlJc w:val="left"/>
+      <w:pPr>
+        <w:ind w:left="2880" w:hanging="360"/>
+      </w:pPr>
+    </w:lvl>
+    <w:lvl w:ilvl="4" w:tplc="04090019" w:tentative="1">
+      <w:start w:val="1"/>
+      <w:numFmt w:val="lowerLetter"/>
+      <w:lvlText w:val="%5."/>
+      <w:lvlJc w:val="left"/>
+      <w:pPr>
+        <w:ind w:left="3600" w:hanging="360"/>
+      </w:pPr>
+    </w:lvl>
+    <w:lvl w:ilvl="5" w:tplc="0409001B" w:tentative="1">
+      <w:start w:val="1"/>
+      <w:numFmt w:val="lowerRoman"/>
+      <w:lvlText w:val="%6."/>
+      <w:lvlJc w:val="right"/>
+      <w:pPr>
+        <w:ind w:left="4320" w:hanging="180"/>
+      </w:pPr>
+    </w:lvl>
+    <w:lvl w:ilvl="6" w:tplc="0409000F" w:tentative="1">
+      <w:start w:val="1"/>
+      <w:numFmt w:val="decimal"/>
+      <w:lvlText w:val="%7."/>
+      <w:lvlJc w:val="left"/>
+      <w:pPr>
+        <w:ind w:left="5040" w:hanging="360"/>
+      </w:pPr>
+    </w:lvl>
+    <w:lvl w:ilvl="7" w:tplc="04090019" w:tentative="1">
+      <w:start w:val="1"/>
+      <w:numFmt w:val="lowerLetter"/>
+      <w:lvlText w:val="%8."/>
+      <w:lvlJc w:val="left"/>
+      <w:pPr>
+        <w:ind w:left="5760" w:hanging="360"/>
+      </w:pPr>
+    </w:lvl>
+    <w:lvl w:ilvl="8" w:tplc="0409001B" w:tentative="1">
+      <w:start w:val="1"/>
+      <w:numFmt w:val="lowerRoman"/>
+      <w:lvlText w:val="%9."/>
+      <w:lvlJc w:val="right"/>
+      <w:pPr>
+        <w:ind w:left="6480" w:hanging="180"/>
+      </w:pPr>
+    </w:lvl>
+  </w:abstractNum>
+  <w:abstractNum w:abstractNumId="1" w15:restartNumberingAfterBreak="0">
     <w:nsid w:val="4A444F92"/>
     <w:multiLevelType w:val="hybridMultilevel"/>
     <w:tmpl w:val="49A4AA3A"/>
@@ -140,6 +582,9 @@
     </w:lvl>
   </w:abstractNum>
   <w:num w:numId="1" w16cid:durableId="535897658">
+    <w:abstractNumId w:val="1"/>
+  </w:num>
+  <w:num w:numId="2" w16cid:durableId="1078550824">
     <w:abstractNumId w:val="0"/>
   </w:num>
 </w:numbering>
@@ -1063,6 +1508,25 @@
       <w:spacing w:val="5"/>
     </w:rPr>
   </w:style>
+  <w:style w:type="table" w:styleId="TableGrid">
+    <w:name w:val="Table Grid"/>
+    <w:basedOn w:val="TableNormal"/>
+    <w:uiPriority w:val="39"/>
+    <w:rsid w:val="00004209"/>
+    <w:pPr>
+      <w:spacing w:after="0" w:line="240" w:lineRule="auto"/>
+    </w:pPr>
+    <w:tblPr>
+      <w:tblBorders>
+        <w:top w:val="single" w:sz="4" w:space="0" w:color="auto"/>
+        <w:left w:val="single" w:sz="4" w:space="0" w:color="auto"/>
+        <w:bottom w:val="single" w:sz="4" w:space="0" w:color="auto"/>
+        <w:right w:val="single" w:sz="4" w:space="0" w:color="auto"/>
+        <w:insideH w:val="single" w:sz="4" w:space="0" w:color="auto"/>
+        <w:insideV w:val="single" w:sz="4" w:space="0" w:color="auto"/>
+      </w:tblBorders>
+    </w:tblPr>
+  </w:style>
 </w:styles>
 </file>
 
